--- a/assets/guide/swap/swap.docx
+++ b/assets/guide/swap/swap.docx
@@ -1246,6 +1246,87 @@
       </w:pPr>
       <w:r>
         <w:t>echo '/swapfile none swap sw 0 0' | sudo tee -a /etc/fstab</w:t>
+      </w:r>
+    </w:p>
+    <w:p/>
+    <w:p/>
+    <w:p/>
+    <w:p/>
+    <w:p>
+      <w:pPr>
+        <w:pStyle w:val="Heading2"/>
+      </w:pPr>
+      <w:r>
+        <w:lastRenderedPageBreak/>
+        <w:t>Make Swap more aggresive.</w:t>
+      </w:r>
+    </w:p>
+    <w:p>
+      <w:r>
+        <w:t xml:space="preserve">Check current swappiness value </w:t>
+      </w:r>
+      <w:r>
+        <w:t>default value is 60</w:t>
+      </w:r>
+      <w:r>
+        <w:t>.</w:t>
+      </w:r>
+      <w:r>
+        <w:t xml:space="preserve"> </w:t>
+      </w:r>
+    </w:p>
+    <w:p>
+      <w:pPr>
+        <w:pStyle w:val="vscode"/>
+      </w:pPr>
+      <w:r>
+        <w:t>free -h</w:t>
+      </w:r>
+    </w:p>
+    <w:p>
+      <w:pPr>
+        <w:pStyle w:val="vscode"/>
+      </w:pPr>
+      <w:r>
+        <w:t>swapon --show</w:t>
+      </w:r>
+    </w:p>
+    <w:p>
+      <w:pPr>
+        <w:pStyle w:val="vscode"/>
+      </w:pPr>
+      <w:r>
+        <w:t>cat /proc/sys/vm/swappiness</w:t>
+      </w:r>
+    </w:p>
+    <w:p/>
+    <w:p>
+      <w:r>
+        <w:t>Make it 90.</w:t>
+      </w:r>
+    </w:p>
+    <w:p>
+      <w:pPr>
+        <w:pStyle w:val="vscode"/>
+      </w:pPr>
+      <w:r>
+        <w:t>sysctl vm.swappiness=90</w:t>
+      </w:r>
+    </w:p>
+    <w:p>
+      <w:pPr>
+        <w:pStyle w:val="vscode"/>
+      </w:pPr>
+      <w:r>
+        <w:t>echo 'vm.swappiness=90' | sudo tee -a /etc/sysctl.conf</w:t>
+      </w:r>
+    </w:p>
+    <w:p>
+      <w:pPr>
+        <w:pStyle w:val="vscode"/>
+      </w:pPr>
+      <w:r>
+        <w:t>cat /etc/sysctl.conf</w:t>
       </w:r>
     </w:p>
     <w:p/>
